--- a/Project Report.docx
+++ b/Project Report.docx
@@ -18,12 +18,87 @@
       </w:r>
     </w:p>
     <w:p>
-      <w:pPr>
+      <w:proofErr w:type="spellStart"/>
+      <w:r>
+        <w:rPr>
+          <w:b/>
+          <w:bCs/>
+        </w:rPr>
+        <w:t>G</w:t>
+      </w:r>
+      <w:r>
         <w:rPr>
           <w:rFonts w:hint="eastAsia"/>
           <w:b/>
           <w:bCs/>
         </w:rPr>
+        <w:t>ithub</w:t>
+      </w:r>
+      <w:proofErr w:type="spellEnd"/>
+      <w:r>
+        <w:rPr>
+          <w:rFonts w:hint="eastAsia"/>
+          <w:b/>
+          <w:bCs/>
+        </w:rPr>
+        <w:t xml:space="preserve">: </w:t>
+      </w:r>
+      <w:hyperlink r:id="rId5" w:history="1">
+        <w:r>
+          <w:rPr>
+            <w:rStyle w:val="Hyperlink"/>
+          </w:rPr>
+          <w:t>https://github.com/yeeislazy/name_tag_detection</w:t>
+        </w:r>
+      </w:hyperlink>
+    </w:p>
+    <w:p>
+      <w:pPr>
+        <w:rPr>
+          <w:rFonts w:hint="eastAsia"/>
+          <w:b/>
+          <w:bCs/>
+        </w:rPr>
+      </w:pPr>
+      <w:proofErr w:type="spellStart"/>
+      <w:r>
+        <w:rPr>
+          <w:rFonts w:hint="eastAsia"/>
+          <w:b/>
+          <w:bCs/>
+        </w:rPr>
+        <w:t>MLFlow</w:t>
+      </w:r>
+      <w:proofErr w:type="spellEnd"/>
+      <w:r>
+        <w:rPr>
+          <w:rFonts w:hint="eastAsia"/>
+          <w:b/>
+          <w:bCs/>
+        </w:rPr>
+        <w:t>:</w:t>
+      </w:r>
+      <w:r>
+        <w:rPr>
+          <w:rFonts w:hint="eastAsia"/>
+        </w:rPr>
+        <w:t xml:space="preserve"> </w:t>
+      </w:r>
+      <w:hyperlink r:id="rId6" w:history="1">
+        <w:r>
+          <w:rPr>
+            <w:rStyle w:val="Hyperlink"/>
+          </w:rPr>
+          <w:t>https://dagshub.com/yeeislazy/name_tag_detection.mlflow/#/</w:t>
+        </w:r>
+      </w:hyperlink>
+    </w:p>
+    <w:p>
+      <w:pPr>
+        <w:rPr>
+          <w:b/>
+          <w:bCs/>
+        </w:rPr>
       </w:pPr>
       <w:r>
         <w:rPr>
@@ -103,106 +178,532 @@
       </w:r>
     </w:p>
     <w:p>
-      <w:pPr>
+      <w:r>
+        <w:t>The trained</w:t>
+      </w:r>
+      <w:r>
         <w:rPr>
           <w:rFonts w:hint="eastAsia"/>
         </w:rPr>
-      </w:pPr>
-      <w:r>
-        <w:t>The trained</w:t>
+        <w:t xml:space="preserve"> ResNet18 </w:t>
+      </w:r>
+      <w:r>
+        <w:t xml:space="preserve">classifier achieved 100% </w:t>
+      </w:r>
+      <w:r>
+        <w:t>accuracy</w:t>
+      </w:r>
+      <w:r>
+        <w:t xml:space="preserve">, </w:t>
+      </w:r>
+      <w:r>
+        <w:t>precision,</w:t>
+      </w:r>
+      <w:r>
+        <w:t xml:space="preserve"> and Recall on </w:t>
+      </w:r>
+      <w:r>
+        <w:t xml:space="preserve">the </w:t>
+      </w:r>
+      <w:r>
+        <w:t>validation set.</w:t>
       </w:r>
       <w:r>
         <w:rPr>
           <w:rFonts w:hint="eastAsia"/>
         </w:rPr>
-        <w:t xml:space="preserve"> ResNet18 </w:t>
-      </w:r>
-      <w:r>
-        <w:t xml:space="preserve">classifier achieved 100% </w:t>
-      </w:r>
-      <w:r>
-        <w:t>accuracy</w:t>
-      </w:r>
-      <w:r>
+        <w:t xml:space="preserve"> However, the architecture</w:t>
+      </w:r>
+      <w:r>
+        <w:t>’</w:t>
+      </w:r>
+      <w:r>
+        <w:rPr>
+          <w:rFonts w:hint="eastAsia"/>
+        </w:rPr>
+        <w:t xml:space="preserve">s performance on the sample video </w:t>
+      </w:r>
+      <w:r>
+        <w:t>is disappointing</w:t>
+      </w:r>
+      <w:r>
+        <w:rPr>
+          <w:rFonts w:hint="eastAsia"/>
+        </w:rPr>
+        <w:t xml:space="preserve">. A lot of staff in the frame are </w:t>
+      </w:r>
+      <w:r>
+        <w:t>misrecognized</w:t>
+      </w:r>
+      <w:r>
+        <w:rPr>
+          <w:rFonts w:hint="eastAsia"/>
+        </w:rPr>
+        <w:t xml:space="preserve"> by YOLO11s</w:t>
+      </w:r>
+      <w:r>
+        <w:t>,</w:t>
+      </w:r>
+      <w:r>
+        <w:rPr>
+          <w:rFonts w:hint="eastAsia"/>
+        </w:rPr>
+        <w:t xml:space="preserve"> and the accuracy of ResNet18 </w:t>
+      </w:r>
+      <w:r>
+        <w:t>is</w:t>
+      </w:r>
+      <w:r>
+        <w:rPr>
+          <w:rFonts w:hint="eastAsia"/>
+        </w:rPr>
+        <w:t xml:space="preserve"> below </w:t>
+      </w:r>
+      <w:r>
+        <w:t>expectations</w:t>
+      </w:r>
+      <w:r>
+        <w:rPr>
+          <w:rFonts w:hint="eastAsia"/>
+        </w:rPr>
+        <w:t>.</w:t>
+      </w:r>
+    </w:p>
+    <w:p>
+      <w:r>
+        <w:pict w14:anchorId="6DA41C0D">
+          <v:rect id="_x0000_i1025" style="width:0;height:1.5pt" o:hralign="center" o:hrstd="t" o:hr="t" fillcolor="#a0a0a0" stroked="f"/>
+        </w:pict>
+      </w:r>
+    </w:p>
+    <w:p>
+      <w:pPr>
+        <w:rPr>
+          <w:b/>
+          <w:bCs/>
+        </w:rPr>
+      </w:pPr>
+      <w:r>
+        <w:rPr>
+          <w:b/>
+          <w:bCs/>
+        </w:rPr>
+        <w:t>2. Methodology</w:t>
+      </w:r>
+    </w:p>
+    <w:p>
+      <w:r>
+        <w:t>The proposed pipeline consists of two stages:</w:t>
+      </w:r>
+    </w:p>
+    <w:p>
+      <w:pPr>
+        <w:spacing w:after="0"/>
+        <w:rPr>
+          <w:b/>
+          <w:bCs/>
+        </w:rPr>
+      </w:pPr>
+      <w:r>
+        <w:rPr>
+          <w:b/>
+          <w:bCs/>
+        </w:rPr>
+        <w:t>Stage 1 – Person Detection</w:t>
+      </w:r>
+    </w:p>
+    <w:p>
+      <w:pPr>
+        <w:spacing w:after="0"/>
+      </w:pPr>
+      <w:r>
+        <w:t xml:space="preserve">YOLO11s was selected for person detection because it provides a good balance between detection accuracy and inference speed. </w:t>
+      </w:r>
+      <w:proofErr w:type="spellStart"/>
+      <w:r>
+        <w:t>ByteTrack</w:t>
+      </w:r>
+      <w:proofErr w:type="spellEnd"/>
+      <w:r>
+        <w:t xml:space="preserve"> was used to assign a persistent tracking ID to each detected person across consecutive frames.</w:t>
+      </w:r>
+    </w:p>
+    <w:p>
+      <w:pPr>
+        <w:spacing w:after="0"/>
+      </w:pPr>
+      <w:r>
+        <w:t>To reduce unnecessary computation, each tracked person is classified only once every fixed number of frames. Intermediate classification results are cached and reused while the person remains visible.</w:t>
+      </w:r>
+    </w:p>
+    <w:p>
+      <w:r>
+        <w:t>This significantly reduces the number of CNN inferences while maintaining consistent predictions.</w:t>
+      </w:r>
+    </w:p>
+    <w:p>
+      <w:pPr>
+        <w:spacing w:after="0"/>
+        <w:rPr>
+          <w:b/>
+          <w:bCs/>
+        </w:rPr>
+      </w:pPr>
+      <w:r>
+        <w:rPr>
+          <w:b/>
+          <w:bCs/>
+        </w:rPr>
+        <w:t>Stage 2 – Name Tag Classification</w:t>
+      </w:r>
+    </w:p>
+    <w:p>
+      <w:pPr>
+        <w:spacing w:after="0"/>
+      </w:pPr>
+      <w:r>
+        <w:t>Instead of training an object detector for name tags, a ResNet18 image classifier was adopted.</w:t>
+      </w:r>
+    </w:p>
+    <w:p>
+      <w:pPr>
+        <w:spacing w:after="0"/>
+      </w:pPr>
+      <w:r>
+        <w:t>This decision was made because no annotated name tag bounding boxes were available. A classification model only requires image-level labels (with or without a name tag), eliminating the need for manually drawing bounding boxes around each name tag.</w:t>
+      </w:r>
+    </w:p>
+    <w:p>
+      <w:r>
+        <w:t>Each person detected by YOLO is cropped and resized before being passed to the classifier.</w:t>
+      </w:r>
+    </w:p>
+    <w:p>
+      <w:r>
+        <w:pict w14:anchorId="48ABCBE1">
+          <v:rect id="_x0000_i1026" style="width:0;height:1.5pt" o:hralign="center" o:hrstd="t" o:hr="t" fillcolor="#a0a0a0" stroked="f"/>
+        </w:pict>
+      </w:r>
+    </w:p>
+    <w:p>
+      <w:pPr>
+        <w:rPr>
+          <w:b/>
+          <w:bCs/>
+        </w:rPr>
+      </w:pPr>
+      <w:r>
+        <w:rPr>
+          <w:b/>
+          <w:bCs/>
+        </w:rPr>
+        <w:t>3. Dataset Preparation</w:t>
+      </w:r>
+    </w:p>
+    <w:p>
+      <w:r>
+        <w:lastRenderedPageBreak/>
+        <w:t>Since no training dataset was provided, a custom dataset was created.</w:t>
+      </w:r>
+    </w:p>
+    <w:p>
+      <w:pPr>
+        <w:rPr>
+          <w:b/>
+          <w:bCs/>
+        </w:rPr>
+      </w:pPr>
+      <w:r>
+        <w:rPr>
+          <w:b/>
+          <w:bCs/>
+        </w:rPr>
+        <w:t>Positive Samples</w:t>
+      </w:r>
+    </w:p>
+    <w:p>
+      <w:pPr>
+        <w:spacing w:after="0"/>
+      </w:pPr>
+      <w:r>
+        <w:t xml:space="preserve">98 positive images were generated using </w:t>
+      </w:r>
+      <w:r>
+        <w:rPr>
+          <w:b/>
+          <w:bCs/>
+        </w:rPr>
+        <w:t>Gemini 2.5 Flash Image</w:t>
+      </w:r>
+      <w:r>
+        <w:t xml:space="preserve"> (via API).</w:t>
+      </w:r>
+    </w:p>
+    <w:p>
+      <w:pPr>
+        <w:spacing w:after="0"/>
+      </w:pPr>
+      <w:r>
+        <w:t>Reference images together with carefully designed prompts were supplied to Gemini to generate realistic staff wearing the target name tag under different poses and appearances.</w:t>
+      </w:r>
+    </w:p>
+    <w:p>
+      <w:pPr>
+        <w:spacing w:before="240"/>
+        <w:rPr>
+          <w:b/>
+          <w:bCs/>
+        </w:rPr>
+      </w:pPr>
+      <w:r>
+        <w:rPr>
+          <w:b/>
+          <w:bCs/>
+        </w:rPr>
+        <w:t>Negative Samples</w:t>
+      </w:r>
+    </w:p>
+    <w:p>
+      <w:pPr>
+        <w:spacing w:after="0"/>
+      </w:pPr>
+      <w:r>
+        <w:t xml:space="preserve">150 negative images were collected from the </w:t>
+      </w:r>
+      <w:r>
+        <w:rPr>
+          <w:b/>
+          <w:bCs/>
+        </w:rPr>
+        <w:t>Market-</w:t>
+      </w:r>
+      <w:proofErr w:type="gramStart"/>
+      <w:r>
+        <w:rPr>
+          <w:b/>
+          <w:bCs/>
+        </w:rPr>
+        <w:t>1501</w:t>
+      </w:r>
+      <w:r>
+        <w:t xml:space="preserve"> person</w:t>
+      </w:r>
+      <w:proofErr w:type="gramEnd"/>
+      <w:r>
+        <w:t xml:space="preserve"> re-identification dataset.</w:t>
+      </w:r>
+    </w:p>
+    <w:p>
+      <w:pPr>
+        <w:spacing w:after="0"/>
+      </w:pPr>
+      <w:r>
+        <w:t>The selected images contain people with different clothing colours, body poses and viewing angles, but without wearing the target name tag.</w:t>
+      </w:r>
+    </w:p>
+    <w:p>
+      <w:pPr>
+        <w:spacing w:after="0"/>
+      </w:pPr>
+      <w:r>
+        <w:t xml:space="preserve">Initially, additional negative samples containing people wearing different styles of name tags were generated. The intention was to train the classifier to </w:t>
+      </w:r>
+      <w:r>
+        <w:t>recognise</w:t>
+      </w:r>
+      <w:r>
+        <w:t xml:space="preserve"> only the target company name tag.</w:t>
+      </w:r>
+    </w:p>
+    <w:p>
+      <w:pPr>
+        <w:spacing w:after="0"/>
+      </w:pPr>
+      <w:r>
+        <w:t>However, experiments showed that the classifier predicted almost every person as "No Name Tag". This is likely because the surveillance video resolution is low and the name tag occupies only a very small region of the cropped person image, making it difficult for ResNet18 to distinguish different name tag designs.</w:t>
+      </w:r>
+    </w:p>
+    <w:p>
+      <w:pPr>
+        <w:spacing w:after="0"/>
+      </w:pPr>
+      <w:r>
+        <w:t>Therefore, the final model focuses on detecting whether the target name tag is present rather than distinguishing between different types of name tags.</w:t>
+      </w:r>
+    </w:p>
+    <w:p>
+      <w:r>
+        <w:pict w14:anchorId="01B96363">
+          <v:rect id="_x0000_i1027" style="width:0;height:1.5pt" o:hralign="center" o:hrstd="t" o:hr="t" fillcolor="#a0a0a0" stroked="f"/>
+        </w:pict>
+      </w:r>
+    </w:p>
+    <w:p>
+      <w:pPr>
+        <w:rPr>
+          <w:b/>
+          <w:bCs/>
+        </w:rPr>
+      </w:pPr>
+      <w:r>
+        <w:rPr>
+          <w:b/>
+          <w:bCs/>
+        </w:rPr>
+        <w:t>4. Data Augmentation</w:t>
+      </w:r>
+    </w:p>
+    <w:p>
+      <w:pPr>
+        <w:tabs>
+          <w:tab w:val="num" w:pos="720"/>
+        </w:tabs>
+      </w:pPr>
+      <w:r>
+        <w:t>To improve robustness against surveillance video conditions, several augmentation techniques were applied during training:</w:t>
+      </w:r>
+      <w:r>
+        <w:rPr>
+          <w:rFonts w:hint="eastAsia"/>
+        </w:rPr>
+        <w:t xml:space="preserve"> </w:t>
+      </w:r>
+      <w:r>
+        <w:t>Random proportional down-scaling</w:t>
+      </w:r>
+      <w:r>
+        <w:rPr>
+          <w:rFonts w:hint="eastAsia"/>
+        </w:rPr>
         <w:t xml:space="preserve">, </w:t>
       </w:r>
       <w:r>
-        <w:t>precision,</w:t>
-      </w:r>
-      <w:r>
-        <w:t xml:space="preserve"> and Recall on </w:t>
-      </w:r>
-      <w:r>
-        <w:t xml:space="preserve">the </w:t>
-      </w:r>
-      <w:r>
-        <w:t>validation set.</w:t>
+        <w:t>Gaussian Blur</w:t>
       </w:r>
       <w:r>
         <w:rPr>
           <w:rFonts w:hint="eastAsia"/>
         </w:rPr>
-        <w:t xml:space="preserve"> However, the architecture</w:t>
-      </w:r>
-      <w:r>
-        <w:t>’</w:t>
+        <w:t xml:space="preserve">, </w:t>
+      </w:r>
+      <w:r>
+        <w:t>Random Horizontal Flip</w:t>
       </w:r>
       <w:r>
         <w:rPr>
           <w:rFonts w:hint="eastAsia"/>
         </w:rPr>
-        <w:t xml:space="preserve">s performance on the sample video </w:t>
-      </w:r>
-      <w:r>
-        <w:t>is disappointing</w:t>
+        <w:t xml:space="preserve">, </w:t>
+      </w:r>
+      <w:r>
+        <w:t>Random Rotation</w:t>
       </w:r>
       <w:r>
         <w:rPr>
           <w:rFonts w:hint="eastAsia"/>
         </w:rPr>
-        <w:t xml:space="preserve">. A lot of staff in the frame are </w:t>
-      </w:r>
-      <w:r>
-        <w:t>misrecognized</w:t>
+        <w:t xml:space="preserve">, </w:t>
+      </w:r>
+      <w:r>
+        <w:t>Random Perspective Transformation</w:t>
       </w:r>
       <w:r>
         <w:rPr>
           <w:rFonts w:hint="eastAsia"/>
         </w:rPr>
-        <w:t xml:space="preserve"> by YOLO11s</w:t>
+        <w:t xml:space="preserve">, and </w:t>
+      </w:r>
+      <w:r>
+        <w:t>Random Affine Transformation</w:t>
+      </w:r>
+    </w:p>
+    <w:p>
+      <w:pPr>
+        <w:spacing w:after="0"/>
+      </w:pPr>
+      <w:r>
+        <w:t>The down-scaling augmentation was specifically designed after analysing the cropped person sizes extracted from the sample video. Most detected persons were relatively small (approximately 90 × 110 pixels), therefore</w:t>
       </w:r>
       <w:r>
         <w:t>,</w:t>
       </w:r>
       <w:r>
+        <w:t xml:space="preserve"> simulating low-resolution images during training helped reduce the domain gap between synthetic images and surveillance footage.</w:t>
+      </w:r>
+    </w:p>
+    <w:p>
+      <w:r>
+        <w:pict w14:anchorId="40268EFA">
+          <v:rect id="_x0000_i1028" style="width:0;height:1.5pt" o:hralign="center" o:hrstd="t" o:hr="t" fillcolor="#a0a0a0" stroked="f"/>
+        </w:pict>
+      </w:r>
+    </w:p>
+    <w:p>
+      <w:pPr>
+        <w:rPr>
+          <w:b/>
+          <w:bCs/>
+        </w:rPr>
+      </w:pPr>
+      <w:r>
+        <w:rPr>
+          <w:b/>
+          <w:bCs/>
+        </w:rPr>
+        <w:t>5. Training Result</w:t>
+      </w:r>
+    </w:p>
+    <w:p>
+      <w:pPr>
+        <w:spacing w:after="0"/>
+      </w:pPr>
+      <w:r>
+        <w:t>The dataset was split using an 80/20 train-validation ratio.</w:t>
+      </w:r>
+    </w:p>
+    <w:p>
+      <w:pPr>
+        <w:tabs>
+          <w:tab w:val="num" w:pos="720"/>
+        </w:tabs>
+      </w:pPr>
+      <w:r>
+        <w:lastRenderedPageBreak/>
+        <w:t>The ResNet18 classifier achieved</w:t>
+      </w:r>
+      <w:r>
         <w:rPr>
           <w:rFonts w:hint="eastAsia"/>
         </w:rPr>
-        <w:t xml:space="preserve"> and the accuracy of ResNet18 </w:t>
-      </w:r>
-      <w:r>
-        <w:t>is</w:t>
+        <w:t xml:space="preserve"> </w:t>
       </w:r>
       <w:r>
         <w:rPr>
           <w:rFonts w:hint="eastAsia"/>
-        </w:rPr>
-        <w:t xml:space="preserve"> below </w:t>
-      </w:r>
-      <w:r>
-        <w:t>expectations</w:t>
+          <w:b/>
+          <w:bCs/>
+        </w:rPr>
+        <w:t>100% of Accuracy, Precision and Recall</w:t>
       </w:r>
       <w:r>
         <w:rPr>
           <w:rFonts w:hint="eastAsia"/>
         </w:rPr>
-        <w:t>.</w:t>
-      </w:r>
-    </w:p>
-    <w:p>
-      <w:r>
-        <w:pict w14:anchorId="6DA41C0D">
-          <v:rect id="_x0000_i1117" style="width:0;height:1.5pt" o:hralign="center" o:hrstd="t" o:hr="t" fillcolor="#a0a0a0" stroked="f"/>
+        <w:t xml:space="preserve"> on validation set. </w:t>
+      </w:r>
+      <w:r>
+        <w:t>These results indicate that the classifier learned the synthetic dataset successfully.</w:t>
+      </w:r>
+    </w:p>
+    <w:p>
+      <w:pPr>
+        <w:tabs>
+          <w:tab w:val="num" w:pos="720"/>
+        </w:tabs>
+      </w:pPr>
+      <w:r>
+        <w:pict w14:anchorId="6F130348">
+          <v:rect id="_x0000_i1029" style="width:0;height:1.5pt" o:hralign="center" o:hrstd="t" o:hr="t" fillcolor="#a0a0a0" stroked="f"/>
         </w:pict>
       </w:r>
     </w:p>
@@ -218,424 +719,21 @@
           <w:b/>
           <w:bCs/>
         </w:rPr>
-        <w:t>2. Methodology</w:t>
-      </w:r>
-    </w:p>
-    <w:p>
-      <w:r>
-        <w:t>The proposed pipeline consists of two stages:</w:t>
+        <w:t>6. Testing on Sample Video</w:t>
       </w:r>
     </w:p>
     <w:p>
       <w:pPr>
         <w:spacing w:after="0"/>
-        <w:rPr>
-          <w:b/>
-          <w:bCs/>
-        </w:rPr>
-      </w:pPr>
-      <w:r>
-        <w:rPr>
-          <w:b/>
-          <w:bCs/>
-        </w:rPr>
-        <w:t>Stage 1 – Person Detection</w:t>
+      </w:pPr>
+      <w:r>
+        <w:t>Although the standalone classifier achieved excellent validation performance, the complete video pipeline performed noticeably worse on the provided sample video.</w:t>
       </w:r>
     </w:p>
     <w:p>
       <w:pPr>
         <w:spacing w:after="0"/>
       </w:pPr>
-      <w:r>
-        <w:t xml:space="preserve">YOLO11s was selected for person detection because it provides a good balance between detection accuracy and inference speed. </w:t>
-      </w:r>
-      <w:proofErr w:type="spellStart"/>
-      <w:r>
-        <w:t>ByteTrack</w:t>
-      </w:r>
-      <w:proofErr w:type="spellEnd"/>
-      <w:r>
-        <w:t xml:space="preserve"> was used to assign a persistent tracking ID to each detected person across consecutive frames.</w:t>
-      </w:r>
-    </w:p>
-    <w:p>
-      <w:pPr>
-        <w:spacing w:after="0"/>
-      </w:pPr>
-      <w:r>
-        <w:t>To reduce unnecessary computation, each tracked person is classified only once every fixed number of frames. Intermediate classification results are cached and reused while the person remains visible.</w:t>
-      </w:r>
-    </w:p>
-    <w:p>
-      <w:r>
-        <w:t>This significantly reduces the number of CNN inferences while maintaining consistent predictions.</w:t>
-      </w:r>
-    </w:p>
-    <w:p>
-      <w:pPr>
-        <w:spacing w:after="0"/>
-        <w:rPr>
-          <w:b/>
-          <w:bCs/>
-        </w:rPr>
-      </w:pPr>
-      <w:r>
-        <w:rPr>
-          <w:b/>
-          <w:bCs/>
-        </w:rPr>
-        <w:t>Stage 2 – Name Tag Classification</w:t>
-      </w:r>
-    </w:p>
-    <w:p>
-      <w:pPr>
-        <w:spacing w:after="0"/>
-      </w:pPr>
-      <w:r>
-        <w:t>Instead of training an object detector for name tags, a ResNet18 image classifier was adopted.</w:t>
-      </w:r>
-    </w:p>
-    <w:p>
-      <w:pPr>
-        <w:spacing w:after="0"/>
-      </w:pPr>
-      <w:r>
-        <w:t>This decision was made because no annotated name tag bounding boxes were available. A classification model only requires image-level labels (with or without a name tag), eliminating the need for manually drawing bounding boxes around each name tag.</w:t>
-      </w:r>
-    </w:p>
-    <w:p>
-      <w:r>
-        <w:t>Each person detected by YOLO is cropped and resized before being passed to the classifier.</w:t>
-      </w:r>
-    </w:p>
-    <w:p>
-      <w:r>
-        <w:pict w14:anchorId="48ABCBE1">
-          <v:rect id="_x0000_i1094" style="width:0;height:1.5pt" o:hralign="center" o:hrstd="t" o:hr="t" fillcolor="#a0a0a0" stroked="f"/>
-        </w:pict>
-      </w:r>
-    </w:p>
-    <w:p>
-      <w:pPr>
-        <w:rPr>
-          <w:b/>
-          <w:bCs/>
-        </w:rPr>
-      </w:pPr>
-      <w:r>
-        <w:rPr>
-          <w:b/>
-          <w:bCs/>
-        </w:rPr>
-        <w:t>3. Dataset Preparation</w:t>
-      </w:r>
-    </w:p>
-    <w:p>
-      <w:r>
-        <w:t>Since no training dataset was provided, a custom dataset was created.</w:t>
-      </w:r>
-    </w:p>
-    <w:p>
-      <w:pPr>
-        <w:rPr>
-          <w:b/>
-          <w:bCs/>
-        </w:rPr>
-      </w:pPr>
-      <w:r>
-        <w:rPr>
-          <w:b/>
-          <w:bCs/>
-        </w:rPr>
-        <w:t>Positive Samples</w:t>
-      </w:r>
-    </w:p>
-    <w:p>
-      <w:r>
-        <w:lastRenderedPageBreak/>
-        <w:t xml:space="preserve">98 positive images were generated using </w:t>
-      </w:r>
-      <w:r>
-        <w:rPr>
-          <w:b/>
-          <w:bCs/>
-        </w:rPr>
-        <w:t>Gemini 2.5 Flash Image</w:t>
-      </w:r>
-      <w:r>
-        <w:t xml:space="preserve"> (via API).</w:t>
-      </w:r>
-    </w:p>
-    <w:p>
-      <w:r>
-        <w:t>Reference images together with carefully designed prompts were supplied to Gemini to generate realistic staff wearing the target name tag under different poses and appearances.</w:t>
-      </w:r>
-    </w:p>
-    <w:p>
-      <w:pPr>
-        <w:rPr>
-          <w:b/>
-          <w:bCs/>
-        </w:rPr>
-      </w:pPr>
-      <w:r>
-        <w:rPr>
-          <w:b/>
-          <w:bCs/>
-        </w:rPr>
-        <w:t>Negative Samples</w:t>
-      </w:r>
-    </w:p>
-    <w:p>
-      <w:r>
-        <w:t xml:space="preserve">150 negative images were collected from the </w:t>
-      </w:r>
-      <w:r>
-        <w:rPr>
-          <w:b/>
-          <w:bCs/>
-        </w:rPr>
-        <w:t>Market-</w:t>
-      </w:r>
-      <w:proofErr w:type="gramStart"/>
-      <w:r>
-        <w:rPr>
-          <w:b/>
-          <w:bCs/>
-        </w:rPr>
-        <w:t>1501</w:t>
-      </w:r>
-      <w:r>
-        <w:t xml:space="preserve"> person</w:t>
-      </w:r>
-      <w:proofErr w:type="gramEnd"/>
-      <w:r>
-        <w:t xml:space="preserve"> re-identification dataset.</w:t>
-      </w:r>
-    </w:p>
-    <w:p>
-      <w:r>
-        <w:t>The selected images contain people with different clothing colours, body poses and viewing angles, but without wearing the target name tag.</w:t>
-      </w:r>
-    </w:p>
-    <w:p>
-      <w:r>
-        <w:t xml:space="preserve">Initially, additional negative samples containing people wearing different styles of name tags were generated. The intention was to train the classifier to </w:t>
-      </w:r>
-      <w:r>
-        <w:t>recognise</w:t>
-      </w:r>
-      <w:r>
-        <w:t xml:space="preserve"> only the target company name tag.</w:t>
-      </w:r>
-    </w:p>
-    <w:p>
-      <w:r>
-        <w:t>However, experiments showed that the classifier predicted almost every person as "No Name Tag". This is likely because the surveillance video resolution is low and the name tag occupies only a very small region of the cropped person image, making it difficult for ResNet18 to distinguish different name tag designs.</w:t>
-      </w:r>
-    </w:p>
-    <w:p>
-      <w:r>
-        <w:t>Therefore, the final model focuses on detecting whether the target name tag is present rather than distinguishing between different types of name tags.</w:t>
-      </w:r>
-    </w:p>
-    <w:p>
-      <w:r>
-        <w:pict w14:anchorId="01B96363">
-          <v:rect id="_x0000_i1095" style="width:0;height:1.5pt" o:hralign="center" o:hrstd="t" o:hr="t" fillcolor="#a0a0a0" stroked="f"/>
-        </w:pict>
-      </w:r>
-    </w:p>
-    <w:p>
-      <w:pPr>
-        <w:rPr>
-          <w:b/>
-          <w:bCs/>
-        </w:rPr>
-      </w:pPr>
-      <w:r>
-        <w:rPr>
-          <w:b/>
-          <w:bCs/>
-        </w:rPr>
-        <w:t>4. Data Augmentation</w:t>
-      </w:r>
-    </w:p>
-    <w:p>
-      <w:pPr>
-        <w:tabs>
-          <w:tab w:val="num" w:pos="720"/>
-        </w:tabs>
-      </w:pPr>
-      <w:r>
-        <w:t>To improve robustness against surveillance video conditions, several augmentation techniques were applied during training:</w:t>
-      </w:r>
-      <w:r>
-        <w:rPr>
-          <w:rFonts w:hint="eastAsia"/>
-        </w:rPr>
-        <w:t xml:space="preserve"> </w:t>
-      </w:r>
-      <w:r>
-        <w:t>Random proportional down-scaling</w:t>
-      </w:r>
-      <w:r>
-        <w:rPr>
-          <w:rFonts w:hint="eastAsia"/>
-        </w:rPr>
-        <w:t xml:space="preserve">, </w:t>
-      </w:r>
-      <w:r>
-        <w:t>Gaussian Blur</w:t>
-      </w:r>
-      <w:r>
-        <w:rPr>
-          <w:rFonts w:hint="eastAsia"/>
-        </w:rPr>
-        <w:t xml:space="preserve">, </w:t>
-      </w:r>
-      <w:r>
-        <w:t>Random Horizontal Flip</w:t>
-      </w:r>
-      <w:r>
-        <w:rPr>
-          <w:rFonts w:hint="eastAsia"/>
-        </w:rPr>
-        <w:t xml:space="preserve">, </w:t>
-      </w:r>
-      <w:r>
-        <w:t>Random Rotation</w:t>
-      </w:r>
-      <w:r>
-        <w:rPr>
-          <w:rFonts w:hint="eastAsia"/>
-        </w:rPr>
-        <w:t xml:space="preserve">, </w:t>
-      </w:r>
-      <w:r>
-        <w:t>Random Perspective Transformation</w:t>
-      </w:r>
-      <w:r>
-        <w:rPr>
-          <w:rFonts w:hint="eastAsia"/>
-        </w:rPr>
-        <w:t xml:space="preserve">, and </w:t>
-      </w:r>
-      <w:r>
-        <w:t>Random Affine Transformation</w:t>
-      </w:r>
-    </w:p>
-    <w:p>
-      <w:pPr>
-        <w:spacing w:after="0"/>
-      </w:pPr>
-      <w:r>
-        <w:t>The down-scaling augmentation was specifically designed after analysing the cropped person sizes extracted from the sample video. Most detected persons were relatively small (approximately 90 × 110 pixels), therefore</w:t>
-      </w:r>
-      <w:r>
-        <w:t>,</w:t>
-      </w:r>
-      <w:r>
-        <w:t xml:space="preserve"> simulating low-resolution images during training helped reduce the domain gap between synthetic images and surveillance footage.</w:t>
-      </w:r>
-    </w:p>
-    <w:p>
-      <w:r>
-        <w:pict w14:anchorId="40268EFA">
-          <v:rect id="_x0000_i1096" style="width:0;height:1.5pt" o:hralign="center" o:hrstd="t" o:hr="t" fillcolor="#a0a0a0" stroked="f"/>
-        </w:pict>
-      </w:r>
-    </w:p>
-    <w:p>
-      <w:pPr>
-        <w:rPr>
-          <w:b/>
-          <w:bCs/>
-        </w:rPr>
-      </w:pPr>
-      <w:r>
-        <w:rPr>
-          <w:b/>
-          <w:bCs/>
-        </w:rPr>
-        <w:t>5. Training Result</w:t>
-      </w:r>
-    </w:p>
-    <w:p>
-      <w:pPr>
-        <w:spacing w:after="0"/>
-      </w:pPr>
-      <w:r>
-        <w:t>The dataset was split using an 80/20 train-validation ratio.</w:t>
-      </w:r>
-    </w:p>
-    <w:p>
-      <w:pPr>
-        <w:tabs>
-          <w:tab w:val="num" w:pos="720"/>
-        </w:tabs>
-      </w:pPr>
-      <w:r>
-        <w:t>The ResNet18 classifier achieved</w:t>
-      </w:r>
-      <w:r>
-        <w:rPr>
-          <w:rFonts w:hint="eastAsia"/>
-        </w:rPr>
-        <w:t xml:space="preserve"> </w:t>
-      </w:r>
-      <w:r>
-        <w:rPr>
-          <w:rFonts w:hint="eastAsia"/>
-          <w:b/>
-          <w:bCs/>
-        </w:rPr>
-        <w:t>100% of Accuracy, Precision and Recall</w:t>
-      </w:r>
-      <w:r>
-        <w:rPr>
-          <w:rFonts w:hint="eastAsia"/>
-        </w:rPr>
-        <w:t xml:space="preserve"> on validation set. </w:t>
-      </w:r>
-      <w:r>
-        <w:t>These results indicate that the classifier learned the synthetic dataset successfully.</w:t>
-      </w:r>
-    </w:p>
-    <w:p>
-      <w:pPr>
-        <w:tabs>
-          <w:tab w:val="num" w:pos="720"/>
-        </w:tabs>
-      </w:pPr>
-      <w:r>
-        <w:lastRenderedPageBreak/>
-        <w:pict w14:anchorId="6F130348">
-          <v:rect id="_x0000_i1120" style="width:0;height:1.5pt" o:hralign="center" o:hrstd="t" o:hr="t" fillcolor="#a0a0a0" stroked="f"/>
-        </w:pict>
-      </w:r>
-    </w:p>
-    <w:p>
-      <w:pPr>
-        <w:rPr>
-          <w:b/>
-          <w:bCs/>
-        </w:rPr>
-      </w:pPr>
-      <w:r>
-        <w:rPr>
-          <w:b/>
-          <w:bCs/>
-        </w:rPr>
-        <w:t>6. Testing on Sample Video</w:t>
-      </w:r>
-    </w:p>
-    <w:p>
-      <w:r>
-        <w:t>Although the standalone classifier achieved excellent validation performance, the complete video pipeline performed noticeably worse on the provided sample video.</w:t>
-      </w:r>
-    </w:p>
-    <w:p>
       <w:r>
         <w:t>Two major issues were observed.</w:t>
       </w:r>
@@ -726,7 +824,7 @@
     <w:p>
       <w:r>
         <w:pict w14:anchorId="3B8E2864">
-          <v:rect id="_x0000_i1098" style="width:0;height:1.5pt" o:hralign="center" o:hrstd="t" o:hr="t" fillcolor="#a0a0a0" stroked="f"/>
+          <v:rect id="_x0000_i1030" style="width:0;height:1.5pt" o:hralign="center" o:hrstd="t" o:hr="t" fillcolor="#a0a0a0" stroked="f"/>
         </w:pict>
       </w:r>
     </w:p>
@@ -815,7 +913,7 @@
     <w:p>
       <w:r>
         <w:pict w14:anchorId="57B04571">
-          <v:rect id="_x0000_i1099" style="width:0;height:1.5pt" o:hralign="center" o:hrstd="t" o:hr="t" fillcolor="#a0a0a0" stroked="f"/>
+          <v:rect id="_x0000_i1031" style="width:0;height:1.5pt" o:hralign="center" o:hrstd="t" o:hr="t" fillcolor="#a0a0a0" stroked="f"/>
         </w:pict>
       </w:r>
     </w:p>
@@ -877,6 +975,7 @@
         <w:spacing w:after="0"/>
       </w:pPr>
       <w:r>
+        <w:lastRenderedPageBreak/>
         <w:t>Annotate whether each person is wearing the target name tag.</w:t>
       </w:r>
     </w:p>
@@ -889,7 +988,6 @@
         <w:spacing w:after="0"/>
       </w:pPr>
       <w:r>
-        <w:lastRenderedPageBreak/>
         <w:t xml:space="preserve">Fine-tune both the YOLO detector and the </w:t>
       </w:r>
       <w:proofErr w:type="spellStart"/>
@@ -909,7 +1007,7 @@
     <w:p>
       <w:r>
         <w:pict w14:anchorId="2064D3F9">
-          <v:rect id="_x0000_i1100" style="width:0;height:1.5pt" o:hralign="center" o:hrstd="t" o:hr="t" fillcolor="#a0a0a0" stroked="f"/>
+          <v:rect id="_x0000_i1032" style="width:0;height:1.5pt" o:hralign="center" o:hrstd="t" o:hr="t" fillcolor="#a0a0a0" stroked="f"/>
         </w:pict>
       </w:r>
     </w:p>
@@ -998,7 +1096,7 @@
                           <pic:cNvPicPr/>
                         </pic:nvPicPr>
                         <pic:blipFill>
-                          <a:blip r:embed="rId5" cstate="print">
+                          <a:blip r:embed="rId7" cstate="print">
                             <a:extLst>
                               <a:ext uri="{28A0092B-C50C-407E-A947-70E740481C1C}">
                                 <a14:useLocalDpi xmlns:a14="http://schemas.microsoft.com/office/drawing/2010/main" val="0"/>
@@ -1086,7 +1184,7 @@
                           <pic:cNvPicPr/>
                         </pic:nvPicPr>
                         <pic:blipFill>
-                          <a:blip r:embed="rId6" cstate="print">
+                          <a:blip r:embed="rId8" cstate="print">
                             <a:extLst>
                               <a:ext uri="{28A0092B-C50C-407E-A947-70E740481C1C}">
                                 <a14:useLocalDpi xmlns:a14="http://schemas.microsoft.com/office/drawing/2010/main" val="0"/>
@@ -1176,7 +1274,7 @@
                           <pic:cNvPicPr/>
                         </pic:nvPicPr>
                         <pic:blipFill>
-                          <a:blip r:embed="rId7" cstate="print">
+                          <a:blip r:embed="rId9" cstate="print">
                             <a:extLst>
                               <a:ext uri="{28A0092B-C50C-407E-A947-70E740481C1C}">
                                 <a14:useLocalDpi xmlns:a14="http://schemas.microsoft.com/office/drawing/2010/main" val="0"/>
@@ -1264,7 +1362,7 @@
                           <pic:cNvPicPr/>
                         </pic:nvPicPr>
                         <pic:blipFill>
-                          <a:blip r:embed="rId8" cstate="print">
+                          <a:blip r:embed="rId10" cstate="print">
                             <a:extLst>
                               <a:ext uri="{28A0092B-C50C-407E-A947-70E740481C1C}">
                                 <a14:useLocalDpi xmlns:a14="http://schemas.microsoft.com/office/drawing/2010/main" val="0"/>
@@ -2821,6 +2919,7 @@
   <w:style w:type="character" w:default="1" w:styleId="DefaultParagraphFont">
     <w:name w:val="Default Paragraph Font"/>
     <w:uiPriority w:val="1"/>
+    <w:semiHidden/>
     <w:unhideWhenUsed/>
   </w:style>
   <w:style w:type="table" w:default="1" w:styleId="TableNormal">
@@ -3172,6 +3271,29 @@
       </w:tblBorders>
     </w:tblPr>
   </w:style>
+  <w:style w:type="character" w:styleId="Hyperlink">
+    <w:name w:val="Hyperlink"/>
+    <w:basedOn w:val="DefaultParagraphFont"/>
+    <w:uiPriority w:val="99"/>
+    <w:unhideWhenUsed/>
+    <w:rsid w:val="00E701D7"/>
+    <w:rPr>
+      <w:color w:val="467886" w:themeColor="hyperlink"/>
+      <w:u w:val="single"/>
+    </w:rPr>
+  </w:style>
+  <w:style w:type="character" w:styleId="UnresolvedMention">
+    <w:name w:val="Unresolved Mention"/>
+    <w:basedOn w:val="DefaultParagraphFont"/>
+    <w:uiPriority w:val="99"/>
+    <w:semiHidden/>
+    <w:unhideWhenUsed/>
+    <w:rsid w:val="00E701D7"/>
+    <w:rPr>
+      <w:color w:val="605E5C"/>
+      <w:shd w:val="clear" w:color="auto" w:fill="E1DFDD"/>
+    </w:rPr>
+  </w:style>
 </w:styles>
 </file>
 
